--- a/03_수강생_배포용_템플릿/05_공통오류_대응_FAQ_및_보안가이드.docx
+++ b/03_수강생_배포용_템플릿/05_공통오류_대응_FAQ_및_보안가이드.docx
@@ -35,7 +35,7 @@
                 <w:color w:val="1E3A8A"/>
                 <w:sz w:val="19"/>
               </w:rPr>
-              <w:t>비전공자 교육생들이 Windows 업무용 PC에서 Claude Code로 로컬 웹앱이나 Google Colab 도구를 만들 때 가장 자주 겪는 Top 6 기술 이슈와 즉시 해결 프롬프트, 그리고 제조 대기업 보안 수칙을 정리한 문서입니다.</w:t>
+              <w:t>비전공자 교육생들이 Windows 업무용 PC에서 Claude Code로 로컬 웹앱이나 Google Colab 도구를 만들 때 가장 자주 겪는 Top 6 기술 이슈와 즉시 해결 프롬프트, 그리고 제조 대기업 보안 수칙 을 정리한 문서입니다.</w:t>
             </w:r>
           </w:p>
         </w:tc>
@@ -94,7 +94,7 @@
           <w:color w:val="1E293B"/>
           <w:sz w:val="20"/>
         </w:rPr>
-        <w:t>안전한 변환 방법: 원본 엑셀의 1행(컬럼 제목)만 복사한 뒤, Claude Code에 다음과 같이 지시합니다.</w:t>
+        <w:t>안전한 변환 방법: 원본 엑셀의 1행(컬럼 제목)만 복사 한 뒤, Claude Code에 다음과 같이 지시합니다.</w:t>
       </w:r>
     </w:p>
     <w:tbl>
@@ -119,7 +119,7 @@
                 <w:color w:val="1E3A8A"/>
                 <w:sz w:val="19"/>
               </w:rPr>
-              <w:t>*"우리 부서 엑셀 컬럼은 [연월, 사업부, 거래처코드, 품목군, 수량, 단가, 매출액, 원가]로 구성되어 있어. 실제 데이터 없이 이 컬럼 구조에 맞는 가상의 제조기업 샘플 데이터 40행을 sample_data.csv로 만들어줘."*</w:t>
+              <w:t>"우리 부서 엑셀 컬럼은 [연월, 사업부, 거래처코드, 품목군, 수량, 단가, 매출액, 원가]로 구성되어 있어. 실제 데이터 없이 이 컬럼 구조에 맞는 가상의 제조기업 샘플 데이터 40행을 sample_data.csv로 만들어줘."</w:t>
             </w:r>
           </w:p>
         </w:tc>
@@ -192,7 +192,7 @@
           <w:color w:val="1E293B"/>
           <w:sz w:val="20"/>
         </w:rPr>
-        <w:t>패키지 설치(npm install, pip install)가 사내 보안 정책으로 차단된 경우, 무리하게 우회하지 말고 브라우저 기본 내장 기능(Vanilla HTML/JS) 또는 승인된 Google Colab 환경으로 전환하도록 Claude에게 지시합니다.</w:t>
+        <w:t>패키지 설치(npm install, pip install)가 사내 보안 정책으로 차단된 경우, 무리하게 우회하지 말고 브라우저 기본 내장 기능(Vanilla HTML/JS) 또는 승인된 Google Colab 환경 으로 전환하도록 Claude에게 지시합니다.</w:t>
       </w:r>
     </w:p>
     <w:p>
